--- a/az/scientists/CV/Word/Atakishiyev_Natig_CV_AZ.docx
+++ b/az/scientists/CV/Word/Atakishiyev_Natig_CV_AZ.docx
@@ -439,7 +439,7 @@
           <w:sz w:val="21"/>
           <w:szCs w:val="21"/>
         </w:rPr>
-        <w:t>Natiq Atakişiyev 1996-cı ildən Kuernavakada Mexiko Milli Muxtar Universitetinin Riyaziyyat İnstitutunda tədqiqatçıdır, rütbəsi Investigador Nacional Eméritodur. 1961-ci ildə Azərbaycan Dövlət Universitetində diplom alıb; CV bunu MSc-yə ekvivalent sayır. 1971-ci ildə Serpuxovdakı Yüksək Enerji Fizikası İnstitutunda fizika-riyaziyyat elmləri namizədi dərəcəsi alıb; CV bunu PhD-yə ekvivalent sayır. 1987-ci ildə Kiyevdə Nəzəri Fizika İnstitutunda fizika-riyaziyyat elmləri doktoru dərəcəsi alıb. 1983–1994-cü illərdə Bakıda Fizika İnstitutunun elementar zərrəciklər nəzəriyyəsi laboratoriyasının müdiri olub. CV-də 131 jurnal məqaləsi, 62 konfrans məqaləsi, 2825 istinad və h-indeks 28 göstərilir.</w:t>
+        <w:t>Natiq Atakişiyev 1996-cı ildən Kuernavakada Mexiko Milli Muxtar Universitetinin Riyaziyyat İnstitutunda tədqiqatçıdır, rütbəsi Investigador Nacional Eméritodur. 1961-ci ildə Azərbaycan Dövlət Universitetində diplom alıb; Bu MSc-yə ekvivalent sayır. 1971-ci ildə Serpuxovdakı Yüksək Enerji Fizikası İnstitutunda fizika-riyaziyyat elmləri namizədi dərəcəsi alıb; Bu PhD-yə ekvivalent sayır. 1987-ci ildə Kiyevdə Nəzəri Fizika İnstitutunda fizika-riyaziyyat elmləri doktoru dərəcəsi alıb. 1983–1994-cü illərdə Bakıda Fizika İnstitutunun elementar zərrəciklər nəzəriyyəsi laboratoriyasının müdiri olub. 131 jurnal məqaləsi, 62 konfrans məqaləsi, 2825 istinad və h-indeks 28 göstərilir.</w:t>
       </w:r>
     </w:p>
     <w:p>
@@ -806,7 +806,7 @@
                 <w:sz w:val="21"/>
                 <w:szCs w:val="21"/>
               </w:rPr>
-              <w:t>Fizika-riyaziyyat elmləri namizədi. CV bunu PhD-yə ekvivalent sayır</w:t>
+              <w:t>Fizika-riyaziyyat elmləri namizədi. Bu PhD-yə ekvivalent sayır</w:t>
             </w:r>
           </w:p>
         </w:tc>
@@ -919,7 +919,7 @@
                 <w:sz w:val="21"/>
                 <w:szCs w:val="21"/>
               </w:rPr>
-              <w:t>Fizika. CV diplomu MSc-yə ekvivalent sayır</w:t>
+              <w:t>Fizika. Diplom MSc-yə ekvivalentdir</w:t>
             </w:r>
           </w:p>
         </w:tc>
@@ -4195,7 +4195,7 @@
                 <w:sz w:val="21"/>
                 <w:szCs w:val="21"/>
               </w:rPr>
-              <w:t>CV</w:t>
+              <w:t>Özü tərəfindən</w:t>
             </w:r>
           </w:p>
         </w:tc>
@@ -4308,7 +4308,7 @@
                 <w:sz w:val="21"/>
                 <w:szCs w:val="21"/>
               </w:rPr>
-              <w:t>CV</w:t>
+              <w:t>Özü tərəfindən</w:t>
             </w:r>
           </w:p>
         </w:tc>
@@ -4421,7 +4421,7 @@
                 <w:sz w:val="21"/>
                 <w:szCs w:val="21"/>
               </w:rPr>
-              <w:t>CV</w:t>
+              <w:t>Özü tərəfindən</w:t>
             </w:r>
           </w:p>
         </w:tc>
@@ -4534,7 +4534,7 @@
                 <w:sz w:val="21"/>
                 <w:szCs w:val="21"/>
               </w:rPr>
-              <w:t>CV</w:t>
+              <w:t>Özü tərəfindən</w:t>
             </w:r>
           </w:p>
         </w:tc>
